--- a/241_Cистемний аналіз та проектування інформаційних систем (r8).docx
+++ b/241_Cистемний аналіз та проектування інформаційних систем (r8).docx
@@ -80,19 +80,6 @@
     </w:p>
     <w:p>
       <w:pPr>
-        <w:ind w:left="2880" w:firstLine="720"/>
-        <w:rPr>
-          <w:rFonts w:ascii="Comic Sans MS" w:hAnsi="Comic Sans MS"/>
-          <w:b/>
-          <w:bCs/>
-          <w:sz w:val="36"/>
-          <w:szCs w:val="36"/>
-          <w:lang w:val="uk-UA"/>
-        </w:rPr>
-      </w:pPr>
-    </w:p>
-    <w:p>
-      <w:pPr>
         <w:jc w:val="center"/>
         <w:rPr>
           <w:rFonts w:ascii="Comic Sans MS" w:hAnsi="Comic Sans MS"/>
@@ -131,17 +118,7 @@
           <w:sz w:val="28"/>
           <w:szCs w:val="28"/>
         </w:rPr>
-        <w:t xml:space="preserve"> даних</w:t>
-      </w:r>
-      <w:r>
-        <w:rPr>
-          <w:rFonts w:ascii="Comic Sans MS" w:hAnsi="Comic Sans MS"/>
-          <w:b/>
-          <w:bCs/>
-          <w:sz w:val="28"/>
-          <w:szCs w:val="28"/>
-        </w:rPr>
-        <w:t>.</w:t>
+        <w:t xml:space="preserve"> даних.</w:t>
       </w:r>
     </w:p>
     <w:p>
@@ -403,7 +380,7 @@
           <w:sz w:val="30"/>
           <w:szCs w:val="30"/>
         </w:rPr>
-        <w:t xml:space="preserve"> даними з чітко визначеними зв'язками між сутностями. В нас працівники належать до відділів, мають графіки роботи, створюють записи робочого часу та подають заявки на відпустки; ці зв'язки є стабільними, передбачуваними та описуються чіткими бізнес-правилами. Реляційна модель </w:t>
+        <w:t xml:space="preserve"> даними з чітко визначеними зв'язками між сутностями. В нас працівники належать до відділів, мають графіки роботи, створюють записи робочого часу та подають заявки на відпустки; ці зв'язки є стабільними, передбачуваними та описуються чіткими бізнес-правилами. Реляційна модель ідеально підходить для таких сценаріїв, тому що можна </w:t>
       </w:r>
       <w:r>
         <w:rPr>
@@ -412,7 +389,7 @@
           <w:szCs w:val="30"/>
         </w:rPr>
         <w:lastRenderedPageBreak/>
-        <w:t>ідеально підходить для таких сценаріїв, тому що можна моделювати ієрархії та зв'язки через первинні та зовнішні ключі.</w:t>
+        <w:t>моделювати ієрархії та зв'язки через первинні та зовнішні ключі.</w:t>
       </w:r>
     </w:p>
     <w:p>
@@ -1669,6 +1646,7 @@
         <w:t xml:space="preserve"> даних аудиту.</w:t>
       </w:r>
     </w:p>
+    <w:p/>
     <w:sectPr>
       <w:pgSz w:w="11909" w:h="16834"/>
       <w:pgMar w:top="1440" w:right="1440" w:bottom="1440" w:left="1440" w:header="720" w:footer="720" w:gutter="0"/>
